--- a/exp50na.docx
+++ b/exp50na.docx
@@ -48,6 +48,64 @@
       </w:r>
     </w:p>
     <w:p>
+      <w:proofErr w:type="spellStart"/>
+      <w:r>
+        <w:t>desc</w:t>
+      </w:r>
+      <w:proofErr w:type="spellEnd"/>
+      <w:r>
+        <w:t xml:space="preserve"> customer60;</w:t>
+      </w:r>
+    </w:p>
+    <w:p>
+      <w:r>
+        <w:rPr>
+          <w:noProof/>
+        </w:rPr>
+        <w:drawing>
+          <wp:inline distT="0" distB="0" distL="0" distR="0" wp14:anchorId="1B52860A" wp14:editId="5DDC9865">
+            <wp:extent cx="2953162" cy="1514686"/>
+            <wp:effectExtent l="0" t="0" r="0" b="9525"/>
+            <wp:docPr id="1" name="Picture 1"/>
+            <wp:cNvGraphicFramePr>
+              <a:graphicFrameLocks xmlns:a="http://schemas.openxmlformats.org/drawingml/2006/main" noChangeAspect="1"/>
+            </wp:cNvGraphicFramePr>
+            <a:graphic xmlns:a="http://schemas.openxmlformats.org/drawingml/2006/main">
+              <a:graphicData uri="http://schemas.openxmlformats.org/drawingml/2006/picture">
+                <pic:pic xmlns:pic="http://schemas.openxmlformats.org/drawingml/2006/picture">
+                  <pic:nvPicPr>
+                    <pic:cNvPr id="1" name="Picture 1"/>
+                    <pic:cNvPicPr/>
+                  </pic:nvPicPr>
+                  <pic:blipFill>
+                    <a:blip r:embed="rId4">
+                      <a:extLst>
+                        <a:ext uri="{28A0092B-C50C-407E-A947-70E740481C1C}">
+                          <a14:useLocalDpi xmlns:a14="http://schemas.microsoft.com/office/drawing/2010/main" val="0"/>
+                        </a:ext>
+                      </a:extLst>
+                    </a:blip>
+                    <a:stretch>
+                      <a:fillRect/>
+                    </a:stretch>
+                  </pic:blipFill>
+                  <pic:spPr>
+                    <a:xfrm>
+                      <a:off x="0" y="0"/>
+                      <a:ext cx="2953162" cy="1514686"/>
+                    </a:xfrm>
+                    <a:prstGeom prst="rect">
+                      <a:avLst/>
+                    </a:prstGeom>
+                  </pic:spPr>
+                </pic:pic>
+              </a:graphicData>
+            </a:graphic>
+          </wp:inline>
+        </w:drawing>
+      </w:r>
+    </w:p>
+    <w:p>
       <w:proofErr w:type="gramStart"/>
       <w:r>
         <w:t>create  table</w:t>
@@ -75,6 +133,55 @@
     </w:p>
     <w:p>
       <w:r>
+        <w:rPr>
+          <w:noProof/>
+        </w:rPr>
+        <w:drawing>
+          <wp:inline distT="0" distB="0" distL="0" distR="0" wp14:anchorId="5F6664DA" wp14:editId="22758155">
+            <wp:extent cx="2857899" cy="1724266"/>
+            <wp:effectExtent l="0" t="0" r="0" b="9525"/>
+            <wp:docPr id="2" name="Picture 2"/>
+            <wp:cNvGraphicFramePr>
+              <a:graphicFrameLocks xmlns:a="http://schemas.openxmlformats.org/drawingml/2006/main" noChangeAspect="1"/>
+            </wp:cNvGraphicFramePr>
+            <a:graphic xmlns:a="http://schemas.openxmlformats.org/drawingml/2006/main">
+              <a:graphicData uri="http://schemas.openxmlformats.org/drawingml/2006/picture">
+                <pic:pic xmlns:pic="http://schemas.openxmlformats.org/drawingml/2006/picture">
+                  <pic:nvPicPr>
+                    <pic:cNvPr id="2" name="Picture 2"/>
+                    <pic:cNvPicPr/>
+                  </pic:nvPicPr>
+                  <pic:blipFill>
+                    <a:blip r:embed="rId5">
+                      <a:extLst>
+                        <a:ext uri="{28A0092B-C50C-407E-A947-70E740481C1C}">
+                          <a14:useLocalDpi xmlns:a14="http://schemas.microsoft.com/office/drawing/2010/main" val="0"/>
+                        </a:ext>
+                      </a:extLst>
+                    </a:blip>
+                    <a:stretch>
+                      <a:fillRect/>
+                    </a:stretch>
+                  </pic:blipFill>
+                  <pic:spPr>
+                    <a:xfrm>
+                      <a:off x="0" y="0"/>
+                      <a:ext cx="2857899" cy="1724266"/>
+                    </a:xfrm>
+                    <a:prstGeom prst="rect">
+                      <a:avLst/>
+                    </a:prstGeom>
+                  </pic:spPr>
+                </pic:pic>
+              </a:graphicData>
+            </a:graphic>
+          </wp:inline>
+        </w:drawing>
+      </w:r>
+    </w:p>
+    <w:p/>
+    <w:p>
+      <w:r>
         <w:t>create table Order_60(</w:t>
       </w:r>
       <w:proofErr w:type="spellStart"/>
@@ -146,6 +253,61 @@
     </w:p>
     <w:p>
       <w:r>
+        <w:rPr>
+          <w:noProof/>
+        </w:rPr>
+        <w:drawing>
+          <wp:inline distT="0" distB="0" distL="0" distR="0" wp14:anchorId="65CC814A" wp14:editId="74814409">
+            <wp:extent cx="2724530" cy="1676634"/>
+            <wp:effectExtent l="0" t="0" r="0" b="0"/>
+            <wp:docPr id="3" name="Picture 3"/>
+            <wp:cNvGraphicFramePr>
+              <a:graphicFrameLocks xmlns:a="http://schemas.openxmlformats.org/drawingml/2006/main" noChangeAspect="1"/>
+            </wp:cNvGraphicFramePr>
+            <a:graphic xmlns:a="http://schemas.openxmlformats.org/drawingml/2006/main">
+              <a:graphicData uri="http://schemas.openxmlformats.org/drawingml/2006/picture">
+                <pic:pic xmlns:pic="http://schemas.openxmlformats.org/drawingml/2006/picture">
+                  <pic:nvPicPr>
+                    <pic:cNvPr id="3" name="Picture 3"/>
+                    <pic:cNvPicPr/>
+                  </pic:nvPicPr>
+                  <pic:blipFill>
+                    <a:blip r:embed="rId6">
+                      <a:extLst>
+                        <a:ext uri="{28A0092B-C50C-407E-A947-70E740481C1C}">
+                          <a14:useLocalDpi xmlns:a14="http://schemas.microsoft.com/office/drawing/2010/main" val="0"/>
+                        </a:ext>
+                      </a:extLst>
+                    </a:blip>
+                    <a:stretch>
+                      <a:fillRect/>
+                    </a:stretch>
+                  </pic:blipFill>
+                  <pic:spPr>
+                    <a:xfrm>
+                      <a:off x="0" y="0"/>
+                      <a:ext cx="2724530" cy="1676634"/>
+                    </a:xfrm>
+                    <a:prstGeom prst="rect">
+                      <a:avLst/>
+                    </a:prstGeom>
+                  </pic:spPr>
+                </pic:pic>
+              </a:graphicData>
+            </a:graphic>
+          </wp:inline>
+        </w:drawing>
+      </w:r>
+    </w:p>
+    <w:p/>
+    <w:p/>
+    <w:p/>
+    <w:p/>
+    <w:p/>
+    <w:p/>
+    <w:p/>
+    <w:p>
+      <w:r>
         <w:t xml:space="preserve">insert into Customer60 </w:t>
       </w:r>
       <w:proofErr w:type="gramStart"/>
@@ -216,6 +378,56 @@
     </w:p>
     <w:p>
       <w:r>
+        <w:rPr>
+          <w:noProof/>
+        </w:rPr>
+        <w:drawing>
+          <wp:inline distT="0" distB="0" distL="0" distR="0" wp14:anchorId="2B1E887C" wp14:editId="76E1BEDD">
+            <wp:extent cx="5731510" cy="1304925"/>
+            <wp:effectExtent l="0" t="0" r="2540" b="9525"/>
+            <wp:docPr id="4" name="Picture 4"/>
+            <wp:cNvGraphicFramePr>
+              <a:graphicFrameLocks xmlns:a="http://schemas.openxmlformats.org/drawingml/2006/main" noChangeAspect="1"/>
+            </wp:cNvGraphicFramePr>
+            <a:graphic xmlns:a="http://schemas.openxmlformats.org/drawingml/2006/main">
+              <a:graphicData uri="http://schemas.openxmlformats.org/drawingml/2006/picture">
+                <pic:pic xmlns:pic="http://schemas.openxmlformats.org/drawingml/2006/picture">
+                  <pic:nvPicPr>
+                    <pic:cNvPr id="4" name="Picture 4"/>
+                    <pic:cNvPicPr/>
+                  </pic:nvPicPr>
+                  <pic:blipFill>
+                    <a:blip r:embed="rId7">
+                      <a:extLst>
+                        <a:ext uri="{28A0092B-C50C-407E-A947-70E740481C1C}">
+                          <a14:useLocalDpi xmlns:a14="http://schemas.microsoft.com/office/drawing/2010/main" val="0"/>
+                        </a:ext>
+                      </a:extLst>
+                    </a:blip>
+                    <a:stretch>
+                      <a:fillRect/>
+                    </a:stretch>
+                  </pic:blipFill>
+                  <pic:spPr>
+                    <a:xfrm>
+                      <a:off x="0" y="0"/>
+                      <a:ext cx="5731510" cy="1304925"/>
+                    </a:xfrm>
+                    <a:prstGeom prst="rect">
+                      <a:avLst/>
+                    </a:prstGeom>
+                  </pic:spPr>
+                </pic:pic>
+              </a:graphicData>
+            </a:graphic>
+          </wp:inline>
+        </w:drawing>
+      </w:r>
+    </w:p>
+    <w:p/>
+    <w:p/>
+    <w:p>
+      <w:r>
         <w:t>insert into Employee60 values (101, 'Sharma', 'Raj', '1985-06-15', 'raj.jpg');</w:t>
       </w:r>
     </w:p>
@@ -254,6 +466,56 @@
     </w:p>
     <w:p>
       <w:r>
+        <w:rPr>
+          <w:noProof/>
+        </w:rPr>
+        <w:drawing>
+          <wp:inline distT="0" distB="0" distL="0" distR="0" wp14:anchorId="389C5CA8" wp14:editId="206DCAE6">
+            <wp:extent cx="4191585" cy="1276528"/>
+            <wp:effectExtent l="0" t="0" r="0" b="0"/>
+            <wp:docPr id="5" name="Picture 5"/>
+            <wp:cNvGraphicFramePr>
+              <a:graphicFrameLocks xmlns:a="http://schemas.openxmlformats.org/drawingml/2006/main" noChangeAspect="1"/>
+            </wp:cNvGraphicFramePr>
+            <a:graphic xmlns:a="http://schemas.openxmlformats.org/drawingml/2006/main">
+              <a:graphicData uri="http://schemas.openxmlformats.org/drawingml/2006/picture">
+                <pic:pic xmlns:pic="http://schemas.openxmlformats.org/drawingml/2006/picture">
+                  <pic:nvPicPr>
+                    <pic:cNvPr id="5" name="Picture 5"/>
+                    <pic:cNvPicPr/>
+                  </pic:nvPicPr>
+                  <pic:blipFill>
+                    <a:blip r:embed="rId8">
+                      <a:extLst>
+                        <a:ext uri="{28A0092B-C50C-407E-A947-70E740481C1C}">
+                          <a14:useLocalDpi xmlns:a14="http://schemas.microsoft.com/office/drawing/2010/main" val="0"/>
+                        </a:ext>
+                      </a:extLst>
+                    </a:blip>
+                    <a:stretch>
+                      <a:fillRect/>
+                    </a:stretch>
+                  </pic:blipFill>
+                  <pic:spPr>
+                    <a:xfrm>
+                      <a:off x="0" y="0"/>
+                      <a:ext cx="4191585" cy="1276528"/>
+                    </a:xfrm>
+                    <a:prstGeom prst="rect">
+                      <a:avLst/>
+                    </a:prstGeom>
+                  </pic:spPr>
+                </pic:pic>
+              </a:graphicData>
+            </a:graphic>
+          </wp:inline>
+        </w:drawing>
+      </w:r>
+    </w:p>
+    <w:p/>
+    <w:p/>
+    <w:p>
+      <w:r>
         <w:t>insert into Order_60 values (1001, 1, 101, '2024-01-10', 1);</w:t>
       </w:r>
     </w:p>
@@ -277,6 +539,7 @@
     </w:p>
     <w:p>
       <w:r>
+        <w:lastRenderedPageBreak/>
         <w:t>insert into Order_60 values (1004, 4, 104, '2024-04-18', 1);</w:t>
       </w:r>
     </w:p>
@@ -292,6 +555,56 @@
     </w:p>
     <w:p>
       <w:r>
+        <w:rPr>
+          <w:noProof/>
+        </w:rPr>
+        <w:drawing>
+          <wp:inline distT="0" distB="0" distL="0" distR="0" wp14:anchorId="3BA3351C" wp14:editId="0061C5D1">
+            <wp:extent cx="4620270" cy="1600423"/>
+            <wp:effectExtent l="0" t="0" r="8890" b="0"/>
+            <wp:docPr id="6" name="Picture 6"/>
+            <wp:cNvGraphicFramePr>
+              <a:graphicFrameLocks xmlns:a="http://schemas.openxmlformats.org/drawingml/2006/main" noChangeAspect="1"/>
+            </wp:cNvGraphicFramePr>
+            <a:graphic xmlns:a="http://schemas.openxmlformats.org/drawingml/2006/main">
+              <a:graphicData uri="http://schemas.openxmlformats.org/drawingml/2006/picture">
+                <pic:pic xmlns:pic="http://schemas.openxmlformats.org/drawingml/2006/picture">
+                  <pic:nvPicPr>
+                    <pic:cNvPr id="6" name="Picture 6"/>
+                    <pic:cNvPicPr/>
+                  </pic:nvPicPr>
+                  <pic:blipFill>
+                    <a:blip r:embed="rId9">
+                      <a:extLst>
+                        <a:ext uri="{28A0092B-C50C-407E-A947-70E740481C1C}">
+                          <a14:useLocalDpi xmlns:a14="http://schemas.microsoft.com/office/drawing/2010/main" val="0"/>
+                        </a:ext>
+                      </a:extLst>
+                    </a:blip>
+                    <a:stretch>
+                      <a:fillRect/>
+                    </a:stretch>
+                  </pic:blipFill>
+                  <pic:spPr>
+                    <a:xfrm>
+                      <a:off x="0" y="0"/>
+                      <a:ext cx="4620270" cy="1600423"/>
+                    </a:xfrm>
+                    <a:prstGeom prst="rect">
+                      <a:avLst/>
+                    </a:prstGeom>
+                  </pic:spPr>
+                </pic:pic>
+              </a:graphicData>
+            </a:graphic>
+          </wp:inline>
+        </w:drawing>
+      </w:r>
+    </w:p>
+    <w:p/>
+    <w:p/>
+    <w:p>
+      <w:r>
         <w:t xml:space="preserve">select * from customer60 order by </w:t>
       </w:r>
       <w:proofErr w:type="spellStart"/>
@@ -309,6 +622,54 @@
       <w:proofErr w:type="spellEnd"/>
       <w:r>
         <w:t>;</w:t>
+      </w:r>
+    </w:p>
+    <w:p>
+      <w:r>
+        <w:rPr>
+          <w:noProof/>
+        </w:rPr>
+        <w:drawing>
+          <wp:inline distT="0" distB="0" distL="0" distR="0" wp14:anchorId="2C450EDE" wp14:editId="0013E86C">
+            <wp:extent cx="5525271" cy="1238423"/>
+            <wp:effectExtent l="0" t="0" r="0" b="0"/>
+            <wp:docPr id="7" name="Picture 7"/>
+            <wp:cNvGraphicFramePr>
+              <a:graphicFrameLocks xmlns:a="http://schemas.openxmlformats.org/drawingml/2006/main" noChangeAspect="1"/>
+            </wp:cNvGraphicFramePr>
+            <a:graphic xmlns:a="http://schemas.openxmlformats.org/drawingml/2006/main">
+              <a:graphicData uri="http://schemas.openxmlformats.org/drawingml/2006/picture">
+                <pic:pic xmlns:pic="http://schemas.openxmlformats.org/drawingml/2006/picture">
+                  <pic:nvPicPr>
+                    <pic:cNvPr id="7" name="Picture 7"/>
+                    <pic:cNvPicPr/>
+                  </pic:nvPicPr>
+                  <pic:blipFill>
+                    <a:blip r:embed="rId10">
+                      <a:extLst>
+                        <a:ext uri="{28A0092B-C50C-407E-A947-70E740481C1C}">
+                          <a14:useLocalDpi xmlns:a14="http://schemas.microsoft.com/office/drawing/2010/main" val="0"/>
+                        </a:ext>
+                      </a:extLst>
+                    </a:blip>
+                    <a:stretch>
+                      <a:fillRect/>
+                    </a:stretch>
+                  </pic:blipFill>
+                  <pic:spPr>
+                    <a:xfrm>
+                      <a:off x="0" y="0"/>
+                      <a:ext cx="5525271" cy="1238423"/>
+                    </a:xfrm>
+                    <a:prstGeom prst="rect">
+                      <a:avLst/>
+                    </a:prstGeom>
+                  </pic:spPr>
+                </pic:pic>
+              </a:graphicData>
+            </a:graphic>
+          </wp:inline>
+        </w:drawing>
       </w:r>
     </w:p>
     <w:sectPr>
